--- a/testakten/sozialrecht-rollstuhl-tannenberg/02-lena-schulbegleitung/Widerspruchsentwurf_Lena_Schulbegleitung.docx
+++ b/testakten/sozialrecht-rollstuhl-tannenberg/02-lena-schulbegleitung/Widerspruchsentwurf_Lena_Schulbegleitung.docx
@@ -5,81 +5,120 @@
     <w:p>
       <w:pPr>
         <w:pStyle w:val="Heading1"/>
+        <w:spacing w:after="160" w:line="259" w:lineRule="auto"/>
       </w:pPr>
       <w:r>
         <w:rPr>
           <w:rFonts w:ascii="Times New Roman" w:hAnsi="Times New Roman"/>
+          <w:b/>
+          <w:sz w:val="28"/>
         </w:rPr>
         <w:t>Widerspruchsentwurf - Schulbegleitung Lena Tannenberg</w:t>
       </w:r>
     </w:p>
     <w:p>
       <w:pPr>
+        <w:spacing w:before="120" w:after="60" w:line="259" w:lineRule="auto"/>
         <w:jc w:val="left"/>
       </w:pPr>
       <w:r>
         <w:rPr>
-          <w:b/>
+          <w:rFonts w:ascii="Times New Roman" w:hAnsi="Times New Roman"/>
+          <w:b w:val="0"/>
+          <w:i w:val="0"/>
+          <w:sz w:val="22"/>
         </w:rPr>
         <w:t>Kanzlei Holm · Petersen · Sönnichsen Rechtsanwälte mbB</w:t>
       </w:r>
     </w:p>
     <w:p>
       <w:pPr>
+        <w:spacing w:before="120" w:after="60" w:line="259" w:lineRule="auto"/>
         <w:jc w:val="left"/>
       </w:pPr>
       <w:r>
         <w:rPr>
+          <w:rFonts w:ascii="Times New Roman" w:hAnsi="Times New Roman"/>
           <w:b/>
+          <w:sz w:val="22"/>
         </w:rPr>
         <w:t>RA Lasse Holm · Fachanwalt für Sozialrecht · Holstenstraße 124 · 24103 Kiel</w:t>
       </w:r>
     </w:p>
     <w:p>
       <w:pPr>
+        <w:spacing w:before="120" w:after="60" w:line="259" w:lineRule="auto"/>
         <w:jc w:val="left"/>
       </w:pPr>
       <w:r>
+        <w:rPr>
+          <w:rFonts w:ascii="Times New Roman" w:hAnsi="Times New Roman"/>
+          <w:b/>
+          <w:sz w:val="22"/>
+        </w:rPr>
         <w:t>An die Landeshauptstadt Kiel</w:t>
       </w:r>
     </w:p>
     <w:p>
       <w:pPr>
+        <w:spacing w:before="120" w:after="60" w:line="259" w:lineRule="auto"/>
         <w:jc w:val="left"/>
       </w:pPr>
       <w:r>
+        <w:rPr>
+          <w:rFonts w:ascii="Times New Roman" w:hAnsi="Times New Roman"/>
+          <w:b/>
+          <w:sz w:val="22"/>
+        </w:rPr>
         <w:t>Jugendamt</w:t>
       </w:r>
     </w:p>
     <w:p>
       <w:pPr>
+        <w:spacing w:before="120" w:after="60" w:line="259" w:lineRule="auto"/>
         <w:jc w:val="left"/>
       </w:pPr>
       <w:r>
+        <w:rPr>
+          <w:rFonts w:ascii="Times New Roman" w:hAnsi="Times New Roman"/>
+          <w:b/>
+          <w:sz w:val="22"/>
+        </w:rPr>
         <w:t>Andreas-Gayk-Strasse 31</w:t>
       </w:r>
     </w:p>
     <w:p>
       <w:pPr>
+        <w:spacing w:before="120" w:after="60" w:line="259" w:lineRule="auto"/>
         <w:jc w:val="left"/>
       </w:pPr>
       <w:r>
+        <w:rPr>
+          <w:rFonts w:ascii="Times New Roman" w:hAnsi="Times New Roman"/>
+          <w:b/>
+          <w:sz w:val="22"/>
+        </w:rPr>
         <w:t>24103 Kiel</w:t>
       </w:r>
     </w:p>
     <w:p>
       <w:pPr>
+        <w:spacing w:before="120" w:after="60" w:line="259" w:lineRule="auto"/>
         <w:jc w:val="left"/>
       </w:pPr>
       <w:r>
         <w:rPr>
-          <w:b/>
+          <w:rFonts w:ascii="Times New Roman" w:hAnsi="Times New Roman"/>
+          <w:b w:val="0"/>
+          <w:i w:val="0"/>
+          <w:sz w:val="22"/>
         </w:rPr>
         <w:t>Datum: 05. April 2026</w:t>
       </w:r>
     </w:p>
     <w:p>
       <w:pPr>
+        <w:spacing w:line="259" w:lineRule="auto" w:after="60"/>
         <w:jc w:val="left"/>
       </w:pPr>
       <w:r>
@@ -91,6 +130,7 @@
     </w:p>
     <w:p>
       <w:pPr>
+        <w:spacing w:line="259" w:lineRule="auto" w:after="60"/>
         <w:jc w:val="left"/>
       </w:pPr>
       <w:r>
@@ -103,6 +143,7 @@
     <w:p>
       <w:pPr>
         <w:pStyle w:val="Heading2"/>
+        <w:spacing w:line="259" w:lineRule="auto" w:after="60"/>
       </w:pPr>
       <w:r>
         <w:rPr>
@@ -113,6 +154,7 @@
     </w:p>
     <w:p>
       <w:pPr>
+        <w:spacing w:line="259" w:lineRule="auto" w:after="60"/>
         <w:jc w:val="left"/>
       </w:pPr>
       <w:r>
@@ -121,6 +163,7 @@
     </w:p>
     <w:p>
       <w:pPr>
+        <w:spacing w:line="259" w:lineRule="auto" w:after="60"/>
         <w:jc w:val="left"/>
       </w:pPr>
       <w:r>
@@ -132,6 +175,7 @@
     </w:p>
     <w:p>
       <w:pPr>
+        <w:spacing w:line="259" w:lineRule="auto" w:after="60"/>
         <w:jc w:val="left"/>
       </w:pPr>
       <w:r>
@@ -140,6 +184,7 @@
     </w:p>
     <w:p>
       <w:pPr>
+        <w:spacing w:line="259" w:lineRule="auto" w:after="60"/>
         <w:jc w:val="left"/>
       </w:pPr>
       <w:r>
@@ -149,6 +194,7 @@
     <w:p>
       <w:pPr>
         <w:pStyle w:val="Heading2"/>
+        <w:spacing w:line="259" w:lineRule="auto" w:after="60"/>
       </w:pPr>
       <w:r>
         <w:rPr>
@@ -160,6 +206,7 @@
     <w:p>
       <w:pPr>
         <w:pStyle w:val="Heading2"/>
+        <w:spacing w:line="259" w:lineRule="auto" w:after="60"/>
       </w:pPr>
       <w:r>
         <w:rPr>
@@ -170,6 +217,7 @@
     </w:p>
     <w:p>
       <w:pPr>
+        <w:spacing w:line="259" w:lineRule="auto" w:after="60"/>
         <w:jc w:val="left"/>
       </w:pPr>
       <w:r>
@@ -178,6 +226,7 @@
     </w:p>
     <w:p>
       <w:pPr>
+        <w:spacing w:line="259" w:lineRule="auto" w:after="60"/>
         <w:jc w:val="left"/>
       </w:pPr>
       <w:r>
@@ -187,6 +236,7 @@
     <w:p>
       <w:pPr>
         <w:pStyle w:val="Heading2"/>
+        <w:spacing w:line="259" w:lineRule="auto" w:after="60"/>
       </w:pPr>
       <w:r>
         <w:rPr>
@@ -198,6 +248,7 @@
     <w:p>
       <w:pPr>
         <w:pStyle w:val="Heading3"/>
+        <w:spacing w:line="259" w:lineRule="auto" w:after="60"/>
       </w:pPr>
       <w:r>
         <w:rPr>
@@ -208,6 +259,7 @@
     </w:p>
     <w:p>
       <w:pPr>
+        <w:spacing w:line="259" w:lineRule="auto" w:after="60"/>
         <w:jc w:val="left"/>
       </w:pPr>
       <w:r>
@@ -217,6 +269,7 @@
     <w:p>
       <w:pPr>
         <w:pStyle w:val="Heading3"/>
+        <w:spacing w:line="259" w:lineRule="auto" w:after="60"/>
       </w:pPr>
       <w:r>
         <w:rPr>
@@ -227,6 +280,7 @@
     </w:p>
     <w:p>
       <w:pPr>
+        <w:spacing w:line="259" w:lineRule="auto" w:after="60"/>
         <w:jc w:val="left"/>
       </w:pPr>
       <w:r>
@@ -235,6 +289,7 @@
     </w:p>
     <w:p>
       <w:pPr>
+        <w:spacing w:line="259" w:lineRule="auto" w:after="60"/>
         <w:jc w:val="left"/>
       </w:pPr>
       <w:r>
@@ -244,6 +299,7 @@
     <w:p>
       <w:pPr>
         <w:pStyle w:val="Heading3"/>
+        <w:spacing w:line="259" w:lineRule="auto" w:after="60"/>
       </w:pPr>
       <w:r>
         <w:rPr>
@@ -254,6 +310,7 @@
     </w:p>
     <w:p>
       <w:pPr>
+        <w:spacing w:line="259" w:lineRule="auto" w:after="60"/>
         <w:jc w:val="left"/>
       </w:pPr>
       <w:r>
@@ -263,6 +320,7 @@
     <w:p>
       <w:pPr>
         <w:pStyle w:val="Heading3"/>
+        <w:spacing w:line="259" w:lineRule="auto" w:after="60"/>
       </w:pPr>
       <w:r>
         <w:rPr>
@@ -273,6 +331,7 @@
     </w:p>
     <w:p>
       <w:pPr>
+        <w:spacing w:line="259" w:lineRule="auto" w:after="60"/>
         <w:jc w:val="left"/>
       </w:pPr>
       <w:r>
@@ -282,6 +341,7 @@
     <w:p>
       <w:pPr>
         <w:pStyle w:val="Heading2"/>
+        <w:spacing w:line="259" w:lineRule="auto" w:after="60"/>
       </w:pPr>
       <w:r>
         <w:rPr>
@@ -292,6 +352,7 @@
     </w:p>
     <w:p>
       <w:pPr>
+        <w:spacing w:line="259" w:lineRule="auto" w:after="60"/>
         <w:jc w:val="left"/>
       </w:pPr>
       <w:r>
@@ -301,6 +362,7 @@
     <w:p>
       <w:pPr>
         <w:pStyle w:val="ListNumber"/>
+        <w:spacing w:line="259" w:lineRule="auto" w:after="60"/>
       </w:pPr>
       <w:r>
         <w:t>den Bescheid vom 12.03.2026 (Az. JA-EH-2026-04711) aufzuheben,</w:t>
@@ -309,6 +371,7 @@
     <w:p>
       <w:pPr>
         <w:pStyle w:val="ListNumber"/>
+        <w:spacing w:line="259" w:lineRule="auto" w:after="60"/>
       </w:pPr>
       <w:r>
         <w:t>den Eltern für Lena Tannenberg Eingliederungshilfe nach Paragraf 35a SGB VIII in Form einer Schulbegleitung im Umfang von 25 Wochenstunden ab dem Schuljahr 2026/2027 zu gewähren,</w:t>
@@ -317,6 +380,7 @@
     <w:p>
       <w:pPr>
         <w:pStyle w:val="ListNumber"/>
+        <w:spacing w:line="259" w:lineRule="auto" w:after="60"/>
       </w:pPr>
       <w:r>
         <w:t>hilfsweise: Akteneinsicht in den Verwaltungsvorgang zu gewähren.</w:t>
@@ -325,6 +389,7 @@
     <w:p>
       <w:pPr>
         <w:pStyle w:val="Heading2"/>
+        <w:spacing w:line="259" w:lineRule="auto" w:after="60"/>
       </w:pPr>
       <w:r>
         <w:rPr>
@@ -336,6 +401,7 @@
     <w:p>
       <w:pPr>
         <w:pStyle w:val="ListBullet"/>
+        <w:spacing w:line="259" w:lineRule="auto" w:after="60"/>
       </w:pPr>
       <w:r>
         <w:t>Anlage 1: Fachärztliche Stellungnahme Dr. Maibaum vom 22.02.2026</w:t>
@@ -344,6 +410,7 @@
     <w:p>
       <w:pPr>
         <w:pStyle w:val="ListBullet"/>
+        <w:spacing w:line="259" w:lineRule="auto" w:after="60"/>
       </w:pPr>
       <w:r>
         <w:t>Anlage 2: Schulgutachten Gelehrtenschule Kiel vom 08.02.2026</w:t>
@@ -352,6 +419,7 @@
     <w:p>
       <w:pPr>
         <w:pStyle w:val="ListBullet"/>
+        <w:spacing w:line="259" w:lineRule="auto" w:after="60"/>
       </w:pPr>
       <w:r>
         <w:t>Anlage 3: Vollmacht der Eltern</w:t>
@@ -360,6 +428,7 @@
     <w:p>
       <w:pPr>
         <w:pStyle w:val="ListBullet"/>
+        <w:spacing w:line="259" w:lineRule="auto" w:after="60"/>
       </w:pPr>
       <w:r>
         <w:t>Anlage 4: Bisherige KJP-Berichte (auf Wunsch nachreichbar)</w:t>
@@ -367,6 +436,7 @@
     </w:p>
     <w:p>
       <w:pPr>
+        <w:spacing w:line="259" w:lineRule="auto" w:after="60"/>
         <w:jc w:val="left"/>
       </w:pPr>
       <w:r>
@@ -374,13 +444,58 @@
       </w:r>
     </w:p>
     <w:sectPr>
+      <w:headerReference w:type="default" r:id="rId9"/>
+      <w:footerReference w:type="default" r:id="rId10"/>
       <w:pgSz w:w="11906" w:h="16838"/>
-      <w:pgMar w:top="1417" w:right="1417" w:bottom="1417" w:left="1417" w:header="720" w:footer="720" w:gutter="0"/>
+      <w:pgMar w:top="1191" w:right="1247" w:bottom="1134" w:left="1361" w:header="720" w:footer="720" w:gutter="0"/>
       <w:cols w:space="720"/>
       <w:docGrid w:linePitch="360"/>
     </w:sectPr>
   </w:body>
 </w:document>
+</file>
+
+<file path=word/footer1.xml><?xml version="1.0" encoding="utf-8"?>
+<w:ftr xmlns:m="http://schemas.openxmlformats.org/officeDocument/2006/math" xmlns:mc="http://schemas.openxmlformats.org/markup-compatibility/2006" xmlns:mo="http://schemas.microsoft.com/office/mac/office/2008/main" xmlns:mv="urn:schemas-microsoft-com:mac:vml" xmlns:o="urn:schemas-microsoft-com:office:office" xmlns:r="http://schemas.openxmlformats.org/officeDocument/2006/relationships" xmlns:v="urn:schemas-microsoft-com:vml" xmlns:w10="urn:schemas-microsoft-com:office:word" xmlns:w14="http://schemas.microsoft.com/office/word/2010/wordml" xmlns:w="http://schemas.openxmlformats.org/wordprocessingml/2006/main" xmlns:wne="http://schemas.microsoft.com/office/word/2006/wordml" xmlns:wp14="http://schemas.microsoft.com/office/word/2010/wordprocessingDrawing" xmlns:wp="http://schemas.openxmlformats.org/drawingml/2006/wordprocessingDrawing" xmlns:wpc="http://schemas.microsoft.com/office/word/2010/wordprocessingCanvas" xmlns:wpg="http://schemas.microsoft.com/office/word/2010/wordprocessingGroup" xmlns:wpi="http://schemas.microsoft.com/office/word/2010/wordprocessingInk" xmlns:wps="http://schemas.microsoft.com/office/word/2010/wordprocessingShape" mc:Ignorable="w14 wp14">
+  <w:p>
+    <w:pPr>
+      <w:pStyle w:val="Footer"/>
+      <w:jc w:val="left"/>
+    </w:pPr>
+    <w:r/>
+    <w:r>
+      <w:rPr>
+        <w:rFonts w:ascii="Times New Roman" w:hAnsi="Times New Roman"/>
+        <w:b w:val="0"/>
+        <w:color w:val="777777"/>
+        <w:sz w:val="17"/>
+      </w:rPr>
+      <w:t>Vertraulich | Bearbeitungsstand Juli 2026 | nur zur Aktenbearbeitung</w:t>
+    </w:r>
+  </w:p>
+</w:ftr>
+</file>
+
+<file path=word/header1.xml><?xml version="1.0" encoding="utf-8"?>
+<w:hdr xmlns:m="http://schemas.openxmlformats.org/officeDocument/2006/math" xmlns:mc="http://schemas.openxmlformats.org/markup-compatibility/2006" xmlns:mo="http://schemas.microsoft.com/office/mac/office/2008/main" xmlns:mv="urn:schemas-microsoft-com:mac:vml" xmlns:o="urn:schemas-microsoft-com:office:office" xmlns:r="http://schemas.openxmlformats.org/officeDocument/2006/relationships" xmlns:v="urn:schemas-microsoft-com:vml" xmlns:w10="urn:schemas-microsoft-com:office:word" xmlns:w14="http://schemas.microsoft.com/office/word/2010/wordml" xmlns:w="http://schemas.openxmlformats.org/wordprocessingml/2006/main" xmlns:wne="http://schemas.microsoft.com/office/word/2006/wordml" xmlns:wp14="http://schemas.microsoft.com/office/word/2010/wordprocessingDrawing" xmlns:wp="http://schemas.openxmlformats.org/drawingml/2006/wordprocessingDrawing" xmlns:wpc="http://schemas.microsoft.com/office/word/2010/wordprocessingCanvas" xmlns:wpg="http://schemas.microsoft.com/office/word/2010/wordprocessingGroup" xmlns:wpi="http://schemas.microsoft.com/office/word/2010/wordprocessingInk" xmlns:wps="http://schemas.microsoft.com/office/word/2010/wordprocessingShape" mc:Ignorable="w14 wp14">
+  <w:p>
+    <w:pPr>
+      <w:pStyle w:val="Header"/>
+      <w:jc w:val="left"/>
+    </w:pPr>
+    <w:r/>
+    <w:r>
+      <w:rPr>
+        <w:rFonts w:ascii="Times New Roman" w:hAnsi="Times New Roman"/>
+        <w:b w:val="0"/>
+        <w:i w:val="0"/>
+        <w:color w:val="666666"/>
+        <w:sz w:val="17"/>
+      </w:rPr>
+      <w:t>Kanzlei Ahlers und Brinkmann | Sozialrechtliche Leistungsakte | Bearbeitungsstand Juli 2026</w:t>
+    </w:r>
+  </w:p>
+</w:hdr>
 </file>
 
 <file path=word/numbering.xml><?xml version="1.0" encoding="utf-8"?>
@@ -1097,11 +1212,12 @@
       <w:contextualSpacing/>
     </w:pPr>
     <w:rPr>
-      <w:rFonts w:asciiTheme="majorHAnsi" w:eastAsiaTheme="majorEastAsia" w:hAnsiTheme="majorHAnsi" w:cstheme="majorBidi"/>
+      <w:rFonts w:asciiTheme="majorHAnsi" w:eastAsiaTheme="majorEastAsia" w:hAnsiTheme="majorHAnsi" w:cstheme="majorBidi" w:ascii="Times New Roman" w:hAnsi="Times New Roman"/>
+      <w:b/>
       <w:color w:val="17365D" w:themeColor="text2" w:themeShade="BF"/>
       <w:spacing w:val="5"/>
       <w:kern w:val="28"/>
-      <w:sz w:val="52"/>
+      <w:sz w:val="30"/>
       <w:szCs w:val="52"/>
     </w:rPr>
   </w:style>

--- a/testakten/sozialrecht-rollstuhl-tannenberg/02-lena-schulbegleitung/Widerspruchsentwurf_Lena_Schulbegleitung.docx
+++ b/testakten/sozialrecht-rollstuhl-tannenberg/02-lena-schulbegleitung/Widerspruchsentwurf_Lena_Schulbegleitung.docx
@@ -84,7 +84,7 @@
           <w:b/>
           <w:sz w:val="22"/>
         </w:rPr>
-        <w:t>Andreas-Gayk-Strasse 31</w:t>
+        <w:t>Andreas-Gayk-Straße 31</w:t>
       </w:r>
     </w:p>
     <w:p>
@@ -158,7 +158,7 @@
         <w:jc w:val="left"/>
       </w:pPr>
       <w:r>
-        <w:t>Namens und in Vollmacht der Eltern, Frau Bertha Tannenberg und Herrn Olaf Tannenberg, beide Adelheidstrasse 17, 24103 Kiel, lege ich gegen den Bescheid Ihrer Behörde vom 12. März 2026, zugegangen am 14. März 2026,</w:t>
+        <w:t>Namens und in Vollmacht der Eltern, Frau Bertha Tannenberg und Herrn Olaf Tannenberg, beide Adelheidstraße 17, 24103 Kiel, lege ich gegen den Bescheid Ihrer Behörde vom 12. März 2026, zugegangen am 14. März 2026,</w:t>
       </w:r>
     </w:p>
     <w:p>
@@ -230,7 +230,7 @@
         <w:jc w:val="left"/>
       </w:pPr>
       <w:r>
-        <w:t>In der Schule kommt es regelmaessig zu schweren Krisensituationen. Am 04.02.2026 verletzte Lena sich nach unvorhergesehenem Vertretungsunterricht selbst (Anlage 2 - Schulgutachten Gelehrtenschule Kiel vom 08.02.2026).</w:t>
+        <w:t>In der Schule kommt es regelmäßig zu schweren Krisensituationen. Am 04.02.2026 verletzte Lena sich nach unvorhergesehenem Vertretungsunterricht selbst (Anlage 2 - Schulgutachten Gelehrtenschule Kiel vom 08.02.2026).</w:t>
       </w:r>
     </w:p>
     <w:p>
@@ -314,7 +314,7 @@
         <w:jc w:val="left"/>
       </w:pPr>
       <w:r>
-        <w:t>Die Nachteilsausgleiche der Schule (Zeitverlängerung, Rueckzugsraum) decken nur die Prüfungssituation ab. Die Krise vom 04.02.2026 hat gezeigt, dass die täglichen Stör- und Wechselsituationen nicht aufgefangen werden. Eine Schulbegleitung im Umfang von 25 Wochenstunden ist erforderlich und verhaeltnismaessig.</w:t>
+        <w:t>Die Nachteilsausgleiche der Schule (Zeitverlängerung, Rückzugsraum) decken nur die Prüfungssituation ab. Die Krise vom 04.02.2026 hat gezeigt, dass die täglichen Stör- und Wechselsituationen nicht aufgefangen werden. Eine Schulbegleitung im Umfang von 25 Wochenstunden ist erforderlich und verhältnismäßig.</w:t>
       </w:r>
     </w:p>
     <w:p>
@@ -335,7 +335,7 @@
         <w:jc w:val="left"/>
       </w:pPr>
       <w:r>
-        <w:t>Der angefochtene Bescheid setzt sich weder mit der KJP-Stellungnahme vom 22.02.2026 noch mit dem Schulgutachten vom 08.02.2026 auseinander. Beide Dokumente wurden ordnungsgemaess vorgelegt. Das stellt einen Verstoss gegen Paragraf 35 Absatz 1 SGB X dar.</w:t>
+        <w:t>Der angefochtene Bescheid setzt sich weder mit der KJP-Stellungnahme vom 22.02.2026 noch mit dem Schulgutachten vom 08.02.2026 auseinander. Beide Dokumente wurden ordnungsgemäß vorgelegt. Das stellt einen Verstoß gegen Paragraf 35 Absatz 1 SGB X dar.</w:t>
       </w:r>
     </w:p>
     <w:p>
